--- a/release/v5/docs/Ugrinsky-Wind-Wall-V5-Manual-English.docx
+++ b/release/v5/docs/Ugrinsky-Wind-Wall-V5-Manual-English.docx
@@ -4806,7 +4806,7 @@
         <w:rPr>
           <w:b/>
         </w:rPr>
-        <w:t xml:space="preserve">1. Check the stationary coil. </w:t>
+        <w:t xml:space="preserve">1. Check the coil with the rotor stopped. </w:t>
       </w:r>
       <w:r>
         <w:t>Record wire diameter, turn count, path, winding height, resistance and ambient temperature. Clearly mark conductor ends A and B. Check insulation from shaft and magnet carriers.</w:t>

--- a/release/v5/docs/Ugrinsky-Wind-Wall-V5-Manual-English.docx
+++ b/release/v5/docs/Ugrinsky-Wind-Wall-V5-Manual-English.docx
@@ -2158,7 +2158,7 @@
               <w:rPr>
                 <w:sz w:val="20"/>
               </w:rPr>
-              <w:t>1</w:t>
+              <w:t>36</w:t>
             </w:r>
           </w:p>
         </w:tc>
@@ -2176,7 +2176,7 @@
               <w:rPr>
                 <w:sz w:val="20"/>
               </w:rPr>
-              <w:t>Spacer sleeve</w:t>
+              <w:t>Magnets</w:t>
             </w:r>
           </w:p>
         </w:tc>
@@ -2194,7 +2194,7 @@
               <w:rPr>
                 <w:sz w:val="20"/>
               </w:rPr>
-              <w:t>12 × 17.85 mm; outside diameter and length; check M8 passage</w:t>
+              <w:t>Two rings of 18 magnets each; project target 10 × 2 mm, verify actual dimensions and retention</w:t>
             </w:r>
           </w:p>
         </w:tc>
@@ -2218,7 +2218,7 @@
               <w:rPr>
                 <w:sz w:val="20"/>
               </w:rPr>
-              <w:t>36</w:t>
+              <w:t>1</w:t>
             </w:r>
           </w:p>
         </w:tc>
@@ -2236,7 +2236,7 @@
               <w:rPr>
                 <w:sz w:val="20"/>
               </w:rPr>
-              <w:t>Magnets</w:t>
+              <w:t>Complete 51105 thrust bearing</w:t>
             </w:r>
           </w:p>
         </w:tc>
@@ -2254,7 +2254,7 @@
               <w:rPr>
                 <w:sz w:val="20"/>
               </w:rPr>
-              <w:t>Two rings of 18 magnets each; project target 10 × 2 mm, verify actual dimensions and retention</w:t>
+              <w:t>25 × 42 × 11 mm</w:t>
             </w:r>
           </w:p>
         </w:tc>
@@ -2296,7 +2296,7 @@
               <w:rPr>
                 <w:sz w:val="20"/>
               </w:rPr>
-              <w:t>Complete 51105 thrust bearing</w:t>
+              <w:t>608 radial bearing</w:t>
             </w:r>
           </w:p>
         </w:tc>
@@ -2314,7 +2314,7 @@
               <w:rPr>
                 <w:sz w:val="20"/>
               </w:rPr>
-              <w:t>25 × 42 × 11 mm</w:t>
+              <w:t>8 × 22 × 7 mm</w:t>
             </w:r>
           </w:p>
         </w:tc>
@@ -2338,7 +2338,7 @@
               <w:rPr>
                 <w:sz w:val="20"/>
               </w:rPr>
-              <w:t>1</w:t>
+              <w:t>4</w:t>
             </w:r>
           </w:p>
         </w:tc>
@@ -2356,7 +2356,7 @@
               <w:rPr>
                 <w:sz w:val="20"/>
               </w:rPr>
-              <w:t>608 radial bearing</w:t>
+              <w:t>M4 cover screws</w:t>
             </w:r>
           </w:p>
         </w:tc>
@@ -2374,127 +2374,7 @@
               <w:rPr>
                 <w:sz w:val="20"/>
               </w:rPr>
-              <w:t>8 × 22 × 7 mm</w:t>
-            </w:r>
-          </w:p>
-        </w:tc>
-      </w:tr>
-      <w:tr>
-        <w:trPr>
-          <w:cantSplit/>
-        </w:trPr>
-        <w:tc>
-          <w:tcPr>
-            <w:tcW w:type="dxa" w:w="680"/>
-            <w:vAlign w:val="center"/>
-            <w:shd w:fill="FFFFFF"/>
-          </w:tcPr>
-          <w:p>
-            <w:pPr>
-              <w:spacing w:after="0" w:line="252" w:lineRule="auto"/>
-              <w:jc w:val="center"/>
-            </w:pPr>
-            <w:r>
-              <w:rPr>
-                <w:sz w:val="20"/>
-              </w:rPr>
-              <w:t>6</w:t>
-            </w:r>
-          </w:p>
-        </w:tc>
-        <w:tc>
-          <w:tcPr>
-            <w:tcW w:type="dxa" w:w="2778"/>
-            <w:vAlign w:val="center"/>
-            <w:shd w:fill="FFFFFF"/>
-          </w:tcPr>
-          <w:p>
-            <w:pPr>
-              <w:spacing w:after="0" w:line="252" w:lineRule="auto"/>
-            </w:pPr>
-            <w:r>
-              <w:rPr>
-                <w:sz w:val="20"/>
-              </w:rPr>
-              <w:t>M4 cover screws</w:t>
-            </w:r>
-          </w:p>
-        </w:tc>
-        <w:tc>
-          <w:tcPr>
-            <w:tcW w:type="dxa" w:w="6406"/>
-            <w:vAlign w:val="center"/>
-            <w:shd w:fill="FFFFFF"/>
-          </w:tcPr>
-          <w:p>
-            <w:pPr>
-              <w:spacing w:after="0" w:line="252" w:lineRule="auto"/>
-            </w:pPr>
-            <w:r>
-              <w:rPr>
-                <w:sz w:val="20"/>
-              </w:rPr>
               <w:t>Check length and head shape against the actual stack; no approved catalogue length</w:t>
-            </w:r>
-          </w:p>
-        </w:tc>
-      </w:tr>
-      <w:tr>
-        <w:trPr>
-          <w:cantSplit/>
-        </w:trPr>
-        <w:tc>
-          <w:tcPr>
-            <w:tcW w:type="dxa" w:w="680"/>
-            <w:vAlign w:val="center"/>
-            <w:shd w:fill="F4F4F4"/>
-          </w:tcPr>
-          <w:p>
-            <w:pPr>
-              <w:spacing w:after="0" w:line="252" w:lineRule="auto"/>
-              <w:jc w:val="center"/>
-            </w:pPr>
-            <w:r>
-              <w:rPr>
-                <w:sz w:val="20"/>
-              </w:rPr>
-              <w:t>6</w:t>
-            </w:r>
-          </w:p>
-        </w:tc>
-        <w:tc>
-          <w:tcPr>
-            <w:tcW w:type="dxa" w:w="2778"/>
-            <w:vAlign w:val="center"/>
-            <w:shd w:fill="F4F4F4"/>
-          </w:tcPr>
-          <w:p>
-            <w:pPr>
-              <w:spacing w:after="0" w:line="252" w:lineRule="auto"/>
-            </w:pPr>
-            <w:r>
-              <w:rPr>
-                <w:sz w:val="20"/>
-              </w:rPr>
-              <w:t>Captive M4 nuts</w:t>
-            </w:r>
-          </w:p>
-        </w:tc>
-        <w:tc>
-          <w:tcPr>
-            <w:tcW w:type="dxa" w:w="6406"/>
-            <w:vAlign w:val="center"/>
-            <w:shd w:fill="F4F4F4"/>
-          </w:tcPr>
-          <w:p>
-            <w:pPr>
-              <w:spacing w:after="0" w:line="252" w:lineRule="auto"/>
-            </w:pPr>
-            <w:r>
-              <w:rPr>
-                <w:sz w:val="20"/>
-              </w:rPr>
-              <w:t>Hexagonal; fully seat in the housing pockets</w:t>
             </w:r>
           </w:p>
         </w:tc>
@@ -2536,7 +2416,7 @@
               <w:rPr>
                 <w:sz w:val="20"/>
               </w:rPr>
-              <w:t>Lower timber screws</w:t>
+              <w:t>Captive M4 nuts</w:t>
             </w:r>
           </w:p>
         </w:tc>
@@ -2554,7 +2434,7 @@
               <w:rPr>
                 <w:sz w:val="20"/>
               </w:rPr>
-              <w:t>Timber screw 4 × 30 mm, flat head Ø9; do not print; unverified nominal envelope</w:t>
+              <w:t>Hexagonal; fully seat in the housing pockets</w:t>
             </w:r>
           </w:p>
         </w:tc>
@@ -2596,6 +2476,66 @@
               <w:rPr>
                 <w:sz w:val="20"/>
               </w:rPr>
+              <w:t>Lower timber screws</w:t>
+            </w:r>
+          </w:p>
+        </w:tc>
+        <w:tc>
+          <w:tcPr>
+            <w:tcW w:type="dxa" w:w="6406"/>
+            <w:vAlign w:val="center"/>
+            <w:shd w:fill="F4F4F4"/>
+          </w:tcPr>
+          <w:p>
+            <w:pPr>
+              <w:spacing w:after="0" w:line="252" w:lineRule="auto"/>
+            </w:pPr>
+            <w:r>
+              <w:rPr>
+                <w:sz w:val="20"/>
+              </w:rPr>
+              <w:t>Timber screw 4 × 30 mm, flat head Ø9; do not print; unverified nominal envelope</w:t>
+            </w:r>
+          </w:p>
+        </w:tc>
+      </w:tr>
+      <w:tr>
+        <w:trPr>
+          <w:cantSplit/>
+        </w:trPr>
+        <w:tc>
+          <w:tcPr>
+            <w:tcW w:type="dxa" w:w="680"/>
+            <w:vAlign w:val="center"/>
+            <w:shd w:fill="FFFFFF"/>
+          </w:tcPr>
+          <w:p>
+            <w:pPr>
+              <w:spacing w:after="0" w:line="252" w:lineRule="auto"/>
+              <w:jc w:val="center"/>
+            </w:pPr>
+            <w:r>
+              <w:rPr>
+                <w:sz w:val="20"/>
+              </w:rPr>
+              <w:t>4</w:t>
+            </w:r>
+          </w:p>
+        </w:tc>
+        <w:tc>
+          <w:tcPr>
+            <w:tcW w:type="dxa" w:w="2778"/>
+            <w:vAlign w:val="center"/>
+            <w:shd w:fill="FFFFFF"/>
+          </w:tcPr>
+          <w:p>
+            <w:pPr>
+              <w:spacing w:after="0" w:line="252" w:lineRule="auto"/>
+            </w:pPr>
+            <w:r>
+              <w:rPr>
+                <w:sz w:val="20"/>
+              </w:rPr>
               <w:t>Upper timber screws</w:t>
             </w:r>
           </w:p>
@@ -2604,7 +2544,7 @@
           <w:tcPr>
             <w:tcW w:type="dxa" w:w="6406"/>
             <w:vAlign w:val="center"/>
-            <w:shd w:fill="F4F4F4"/>
+            <w:shd w:fill="FFFFFF"/>
           </w:tcPr>
           <w:p>
             <w:pPr>
@@ -3551,7 +3491,7 @@
     </w:p>
     <w:p>
       <w:r>
-        <w:t>Route the insulated wire in repeated, connected serpentines through the active pole regions of the stationary cassette. Mark start A, end B and the path of one complete repetition. For this experiment series, one complete repetition of the same serpentine counts as one turn. All three test coils must use the same path and winding direction.</w:t>
+        <w:t>Route the insulated wire as one continuous serpentine around the 18 rounded guide islands in the stationary cassette. Pass alternately along the inner and outer side of the next guide. Mark start A, end B and one complete path. For this experiment series, one complete circuit around all 18 guides counts as one turn. All test coils must use the same path and winding direction.</w:t>
       </w:r>
     </w:p>
     <w:p>
@@ -3859,7 +3799,7 @@
     </w:p>
     <w:p>
       <w:r>
-        <w:t>Work with rotation securely stopped and an assembly fixture that controls attraction between the magnet rings. The housing cup opens upwards. Check nut pockets, shoulder, key and cable route beforehand. Fully insert the six captive M4 nuts before closing.</w:t>
+        <w:t>Work with rotation securely stopped and an assembly fixture that controls attraction between the magnet rings. The housing cup opens upwards. Check nut pockets, shoulder, key and cable route beforehand. Fully insert the four captive M4 nuts before closing.</w:t>
       </w:r>
     </w:p>
     <w:p>
@@ -3870,7 +3810,7 @@
         <w:t xml:space="preserve">1. Insert the lower magnet rotor. </w:t>
       </w:r>
       <w:r>
-        <w:t>Fit the M8 torque nut into the rear pocket. Insert the lower rotor with shaft and spacer sleeve into the cup, magnet faces upwards. The complete rotor remains inside the housing; the nut and shaft end must not touch the closed floor.</w:t>
+        <w:t>Fit the M8 torque nut into the rear pocket. Insert the lower rotor with shaft and integral spacer sleeve into the cup, magnet faces upwards. The magnet carrier remains inside the housing while the sleeve runs freely through the stationary centre. The nut and shaft end must not touch the closed floor.</w:t>
       </w:r>
     </w:p>
     <w:p>
@@ -3892,7 +3832,7 @@
         <w:t xml:space="preserve">3. Install the stationary cover. </w:t>
       </w:r>
       <w:r>
-        <w:t>Route the cable through the side outlet and provide strain relief. Seat the cover flat and insert the six M4 screws into the captive nuts. Tighten evenly and incrementally in a crossing pattern; stop if a gap or deformation appears. No tightening torque has been validated for PLA.</w:t>
+        <w:t>Route the cable through the side outlet and provide strain relief. Seat the cover flat and insert the four M4 screws into the captive nuts. Tighten evenly and incrementally in a crossing pattern; stop if a gap or deformation appears. The separate outer frame holes remain untouched. No tightening torque has been validated for PLA.</w:t>
       </w:r>
     </w:p>
     <w:p>
@@ -3946,7 +3886,7 @@
         <w:drawing>
           <wp:inline xmlns:a="http://schemas.openxmlformats.org/drawingml/2006/main" xmlns:pic="http://schemas.openxmlformats.org/drawingml/2006/picture">
             <wp:extent cx="6264000" cy="4384800"/>
-            <wp:docPr id="4" name="Picture 4" descr="E05. The separate lower magnet rotor runs entirely inside the housing beneath the coil cassette. Housing cut away at front; cassette and cover hidden for inspection. Closed housing floor · stationary. Lower carrier · rotating. Magnets upwards towards the coil · rotating. M8 torque nut in rear pocket (hidden). Spacer sleeve on the M8 shaft · rotating." title="E05"/>
+            <wp:docPr id="4" name="Picture 4" descr="E05. The lower magnet carrier runs inside the housing; its integral sleeve reaches through the stationary centre. Housing cut away at front; cassette and cover hidden for inspection. Closed housing floor · stationary. Lower carrier · rotating. Magnets upwards towards the coil · rotating. M8 torque nut in rear pocket (hidden). Integral spacer sleeve · rotating." title="E05"/>
             <wp:cNvGraphicFramePr>
               <a:graphicFrameLocks noChangeAspect="1"/>
             </wp:cNvGraphicFramePr>
@@ -3983,12 +3923,12 @@
         <w:keepLines/>
       </w:pPr>
       <w:r>
-        <w:t>E05  The separate lower magnet rotor runs entirely inside the housing beneath the coil cassette.</w:t>
+        <w:t>E05  The lower magnet carrier runs inside the housing; its integral sleeve reaches through the stationary centre.</w:t>
       </w:r>
     </w:p>
     <w:p>
       <w:r>
-        <w:t>The rear pocket transmits torque through the M8 nut. The spacer sleeve rotates with the shaft; the coil must not touch it. The CAD sleeve envelope has an outside diameter and length of 12 × 17.85 mm. Dry-check actual clamping and floor clearance before cutting.</w:t>
+        <w:t>The rear pocket transmits torque through the M8 nut. The integral spacer sleeve is part of the lower magnet rotor and rotates with it; the stationary coil must not touch it. The CAD sleeve is 12 × 17.85 mm outside diameter by height with an 8.8 mm M8 passage. Dry-check actual clamping and floor clearance.</w:t>
       </w:r>
     </w:p>
     <w:p>
@@ -4009,7 +3949,7 @@
         <w:drawing>
           <wp:inline xmlns:a="http://schemas.openxmlformats.org/drawingml/2006/main" xmlns:pic="http://schemas.openxmlformats.org/drawingml/2006/picture">
             <wp:extent cx="6264000" cy="4384800"/>
-            <wp:docPr id="5" name="Picture 5" descr="E06. Cassette, cover and base are lifted; the lower magnet rotor remains in the cutaway housing. Lower rotor beneath the stationary winding. Base blades shortened for clarity. Base with upper magnet carrier · rotating. Cover and 51105 seat · stationary. Coil cassette · stationary. Active winding space · stationary. Lower magnet rotor inside housing · rotating. Housing / floor tabs · stationary. 6 × M4 cover screw (1 shown). 6 × captive M4 nut (1 shown). Both rings have 18 poles facing the winding, alternating N S above and S N below. Matching angles in the same +Z projection carry opposite poles; at 0 degrees upper N and lower S, at 20 degrees upper S and lower N." title="E06"/>
+            <wp:docPr id="5" name="Picture 5" descr="E06. Cassette, cover and base are lifted; the lower magnet rotor remains in the cutaway housing. Lower rotor beneath the stationary winding. Base blades shortened for clarity. Base with upper magnet carrier · rotating. Cover and 51105 seat · stationary. Coil cassette · stationary. Active winding space · stationary. Lower magnet rotor inside housing · rotating. Housing / floor tabs · stationary. 4 × M4 cover screw (1 shown). 4 × captive M4 nut (1 shown). Both rings have 18 poles facing the winding, alternating N S above and S N below. Matching angles in the same +Z projection carry opposite poles; at 0 degrees upper N and lower S, at 20 degrees upper S and lower N." title="E06"/>
             <wp:cNvGraphicFramePr>
               <a:graphicFrameLocks noChangeAspect="1"/>
             </wp:cNvGraphicFramePr>
@@ -4208,7 +4148,7 @@
         <w:drawing>
           <wp:inline xmlns:a="http://schemas.openxmlformats.org/drawingml/2006/main" xmlns:pic="http://schemas.openxmlformats.org/drawingml/2006/picture">
             <wp:extent cx="6264000" cy="4384800"/>
-            <wp:docPr id="8" name="Picture 8" descr="E08. The cassette rests on the housing shoulder; the cover limits upward travel. The single key at −X prevents rotation. Check fit on the segment coupon. Cover retains cassette axially. Cassette with single anti-rotation rib. Housing shoulder and matching key groove." title="E08"/>
+            <wp:docPr id="8" name="Picture 8" descr="E08. The cassette rests on the housing shoulder; the cover limits upward travel. The single key at −X prevents rotation. Check fit on the segment coupon. Cover retains cassette axially. Cassette with 18 rounded guide islands. Housing shoulder and matching key groove." title="E08"/>
             <wp:cNvGraphicFramePr>
               <a:graphicFrameLocks noChangeAspect="1"/>
             </wp:cNvGraphicFramePr>
@@ -4271,7 +4211,7 @@
         <w:drawing>
           <wp:inline xmlns:a="http://schemas.openxmlformats.org/drawingml/2006/main" xmlns:pic="http://schemas.openxmlformats.org/drawingml/2006/picture">
             <wp:extent cx="6264000" cy="4384800"/>
-            <wp:docPr id="9" name="Picture 9" descr="E09. Six M4 screws secure the stationary cover to captive nuts in the housing lugs. Screws and nuts are nominal envelopes. Access from above; check actual tools. 6 × M4 screw · stationary. Cover with six through holes. Housing lugs with hexagonal pockets. 6 × captive M4 nut · stationary." title="E09"/>
+            <wp:docPr id="9" name="Picture 9" descr="E09. Four M4 screws secure the stationary cover; separate outer holes fasten the housing to the frame. Boss and frame hole share the same radial axis. Access from above; check actual tools. 4 × M4 screw · stationary. Cover with four through holes. Reinforced boss-to-tab axes. 4 × captive M4 nut · stationary." title="E09"/>
             <wp:cNvGraphicFramePr>
               <a:graphicFrameLocks noChangeAspect="1"/>
             </wp:cNvGraphicFramePr>
@@ -4308,12 +4248,12 @@
         <w:keepLines/>
       </w:pPr>
       <w:r>
-        <w:t>E09  Six M4 screws secure the stationary cover to captive nuts in the housing lugs.</w:t>
+        <w:t>E09  Four M4 screws secure the stationary cover; separate outer holes fasten the housing to the frame.</w:t>
       </w:r>
     </w:p>
     <w:p>
       <w:r>
-        <w:t>Six M4 screws and six captive hex nuts connect cover and housing. Screw access is from above. After tightening, the cover must sit flat and the shaft must still turn freely. Mark screw positions for later visual checks.</w:t>
+        <w:t>Four M4 screws and four captive hex nuts connect cover and housing. They share radial axes with the four separate frame holes, and the continuous bosses reinforce the lower tabs. Screw access is from above. After tightening, the cover must sit flat and the shaft must still turn freely.</w:t>
       </w:r>
     </w:p>
     <w:p>
@@ -5249,7 +5189,7 @@
         <w:t xml:space="preserve">3. Remove the cover. </w:t>
       </w:r>
       <w:r>
-        <w:t>Set bearing parts aside separately according to orientation. Undo the six cover screws, lift off the cover and release cable strain relief. Keep the lower magnet rotor secured in the housing.</w:t>
+        <w:t>Set bearing parts aside separately according to orientation. Undo the four cover screws, lift off the cover and release cable strain relief. The separate frame fasteners remain installed; keep the lower magnet rotor secured in the housing.</w:t>
       </w:r>
     </w:p>
     <w:p>
@@ -5386,7 +5326,7 @@
               <w:rPr>
                 <w:sz w:val="20"/>
               </w:rPr>
-              <w:t>Measure magnet protrusion, coil height, both air gaps, spacer sleeve and axial offset.</w:t>
+              <w:t>Measure magnet protrusion, coil height, both air gaps, the integral rotor sleeve and axial offset.</w:t>
             </w:r>
           </w:p>
         </w:tc>
